--- a/docs/Checklist 1/Requisitos Funcionais.docx
+++ b/docs/Checklist 1/Requisitos Funcionais.docx
@@ -402,7 +402,13 @@
               <w:rPr>
                 <w:lang w:val="pt-PT"/>
               </w:rPr>
-              <w:t>RF-005</w:t>
+              <w:t>RF-00</w:t>
+            </w:r>
+            <w:r>
+              <w:rPr>
+                <w:lang w:val="pt-PT"/>
+              </w:rPr>
+              <w:t>5</w:t>
             </w:r>
           </w:p>
         </w:tc>
@@ -424,7 +430,7 @@
               <w:rPr>
                 <w:lang w:val="pt-PT"/>
               </w:rPr>
-              <w:t>Expiração de Link</w:t>
+              <w:t>Criação de Utilizadores</w:t>
             </w:r>
           </w:p>
         </w:tc>
@@ -446,7 +452,7 @@
               <w:rPr>
                 <w:lang w:val="pt-PT"/>
               </w:rPr>
-              <w:t>O link para redefinição de senha deve expirar após 10 minutos.</w:t>
+              <w:t>O sistema deve permitir que um administrador crie novos utilizadores.</w:t>
             </w:r>
           </w:p>
         </w:tc>
@@ -470,7 +476,13 @@
               <w:rPr>
                 <w:lang w:val="pt-PT"/>
               </w:rPr>
-              <w:t>RF-006</w:t>
+              <w:t>RF-00</w:t>
+            </w:r>
+            <w:r>
+              <w:rPr>
+                <w:lang w:val="pt-PT"/>
+              </w:rPr>
+              <w:t>6</w:t>
             </w:r>
           </w:p>
         </w:tc>
@@ -492,7 +504,7 @@
               <w:rPr>
                 <w:lang w:val="pt-PT"/>
               </w:rPr>
-              <w:t>Criação de Utilizadores</w:t>
+              <w:t>Gestão de Níveis de Acesso</w:t>
             </w:r>
           </w:p>
         </w:tc>
@@ -514,7 +526,37 @@
               <w:rPr>
                 <w:lang w:val="pt-PT"/>
               </w:rPr>
-              <w:t>O sistema deve permitir que um administrador crie novos utilizadores.</w:t>
+              <w:t>O sistema deve permitir que</w:t>
+            </w:r>
+            <w:r>
+              <w:rPr>
+                <w:lang w:val="pt-PT"/>
+              </w:rPr>
+              <w:t xml:space="preserve"> o</w:t>
+            </w:r>
+            <w:r>
+              <w:rPr>
+                <w:lang w:val="pt-PT"/>
+              </w:rPr>
+              <w:t xml:space="preserve"> administrador</w:t>
+            </w:r>
+            <w:r>
+              <w:rPr>
+                <w:lang w:val="pt-PT"/>
+              </w:rPr>
+              <w:t xml:space="preserve">, a federação e as associações </w:t>
+            </w:r>
+            <w:r>
+              <w:rPr>
+                <w:lang w:val="pt-PT"/>
+              </w:rPr>
+              <w:t>atribuam</w:t>
+            </w:r>
+            <w:r>
+              <w:rPr>
+                <w:lang w:val="pt-PT"/>
+              </w:rPr>
+              <w:t xml:space="preserve"> níveis de acesso aos utilizadores.</w:t>
             </w:r>
           </w:p>
         </w:tc>
@@ -541,7 +583,13 @@
               <w:rPr>
                 <w:lang w:val="pt-PT"/>
               </w:rPr>
-              <w:t>RF-007</w:t>
+              <w:t>RF-00</w:t>
+            </w:r>
+            <w:r>
+              <w:rPr>
+                <w:lang w:val="pt-PT"/>
+              </w:rPr>
+              <w:t>7</w:t>
             </w:r>
           </w:p>
         </w:tc>
@@ -563,7 +611,7 @@
               <w:rPr>
                 <w:lang w:val="pt-PT"/>
               </w:rPr>
-              <w:t>Gestão de Níveis de Acesso</w:t>
+              <w:t>Criação de Associações</w:t>
             </w:r>
           </w:p>
         </w:tc>
@@ -585,37 +633,7 @@
               <w:rPr>
                 <w:lang w:val="pt-PT"/>
               </w:rPr>
-              <w:t>O sistema deve permitir que</w:t>
-            </w:r>
-            <w:r>
-              <w:rPr>
-                <w:lang w:val="pt-PT"/>
-              </w:rPr>
-              <w:t xml:space="preserve"> o</w:t>
-            </w:r>
-            <w:r>
-              <w:rPr>
-                <w:lang w:val="pt-PT"/>
-              </w:rPr>
-              <w:t xml:space="preserve"> administrador</w:t>
-            </w:r>
-            <w:r>
-              <w:rPr>
-                <w:lang w:val="pt-PT"/>
-              </w:rPr>
-              <w:t xml:space="preserve">, a federação e as associações </w:t>
-            </w:r>
-            <w:r>
-              <w:rPr>
-                <w:lang w:val="pt-PT"/>
-              </w:rPr>
-              <w:t>atribuam</w:t>
-            </w:r>
-            <w:r>
-              <w:rPr>
-                <w:lang w:val="pt-PT"/>
-              </w:rPr>
-              <w:t xml:space="preserve"> níveis de acesso aos utilizadores.</w:t>
+              <w:t>O sistema deve permitir que a federação crie novas associações.</w:t>
             </w:r>
           </w:p>
         </w:tc>
@@ -639,7 +657,13 @@
               <w:rPr>
                 <w:lang w:val="pt-PT"/>
               </w:rPr>
-              <w:t>RF-008</w:t>
+              <w:t>RF-00</w:t>
+            </w:r>
+            <w:r>
+              <w:rPr>
+                <w:lang w:val="pt-PT"/>
+              </w:rPr>
+              <w:t>8</w:t>
             </w:r>
           </w:p>
         </w:tc>
@@ -661,7 +685,7 @@
               <w:rPr>
                 <w:lang w:val="pt-PT"/>
               </w:rPr>
-              <w:t>Criação de Associações</w:t>
+              <w:t>Edição de Associações</w:t>
             </w:r>
           </w:p>
         </w:tc>
@@ -683,7 +707,7 @@
               <w:rPr>
                 <w:lang w:val="pt-PT"/>
               </w:rPr>
-              <w:t>O sistema deve permitir que a federação crie novas associações.</w:t>
+              <w:t>O sistema deve permitir editar dados das associações.</w:t>
             </w:r>
           </w:p>
         </w:tc>
@@ -710,7 +734,13 @@
               <w:rPr>
                 <w:lang w:val="pt-PT"/>
               </w:rPr>
-              <w:t>RF-009</w:t>
+              <w:t>RF-0</w:t>
+            </w:r>
+            <w:r>
+              <w:rPr>
+                <w:lang w:val="pt-PT"/>
+              </w:rPr>
+              <w:t>09</w:t>
             </w:r>
           </w:p>
         </w:tc>
@@ -732,7 +762,7 @@
               <w:rPr>
                 <w:lang w:val="pt-PT"/>
               </w:rPr>
-              <w:t>Edição de Associações</w:t>
+              <w:t>Registo de Jogadores</w:t>
             </w:r>
           </w:p>
         </w:tc>
@@ -754,7 +784,7 @@
               <w:rPr>
                 <w:lang w:val="pt-PT"/>
               </w:rPr>
-              <w:t>O sistema deve permitir editar dados das associações.</w:t>
+              <w:t>O sistema deve permitir que as associações registem jogadores.</w:t>
             </w:r>
           </w:p>
         </w:tc>
@@ -778,7 +808,13 @@
               <w:rPr>
                 <w:lang w:val="pt-PT"/>
               </w:rPr>
-              <w:t>RF-010</w:t>
+              <w:t>RF-01</w:t>
+            </w:r>
+            <w:r>
+              <w:rPr>
+                <w:lang w:val="pt-PT"/>
+              </w:rPr>
+              <w:t>0</w:t>
             </w:r>
           </w:p>
         </w:tc>
@@ -800,7 +836,7 @@
               <w:rPr>
                 <w:lang w:val="pt-PT"/>
               </w:rPr>
-              <w:t>Registo de Jogadores</w:t>
+              <w:t>Edição de Jogadores</w:t>
             </w:r>
           </w:p>
         </w:tc>
@@ -822,7 +858,7 @@
               <w:rPr>
                 <w:lang w:val="pt-PT"/>
               </w:rPr>
-              <w:t>O sistema deve permitir que as associações registem jogadores.</w:t>
+              <w:t>O sistema deve permitir editar dados dos jogadores.</w:t>
             </w:r>
           </w:p>
         </w:tc>
@@ -849,7 +885,13 @@
               <w:rPr>
                 <w:lang w:val="pt-PT"/>
               </w:rPr>
-              <w:t>RF-011</w:t>
+              <w:t>RF-01</w:t>
+            </w:r>
+            <w:r>
+              <w:rPr>
+                <w:lang w:val="pt-PT"/>
+              </w:rPr>
+              <w:t>1</w:t>
             </w:r>
           </w:p>
         </w:tc>
@@ -871,7 +913,7 @@
               <w:rPr>
                 <w:lang w:val="pt-PT"/>
               </w:rPr>
-              <w:t>Edição de Jogadores</w:t>
+              <w:t>Filtragem de Pesquisas</w:t>
             </w:r>
           </w:p>
         </w:tc>
@@ -893,7 +935,7 @@
               <w:rPr>
                 <w:lang w:val="pt-PT"/>
               </w:rPr>
-              <w:t>O sistema deve permitir editar dados dos jogadores.</w:t>
+              <w:t>O sistema deve permitir aplicar filtros para refinar pesquisas de jogadores ou associações.</w:t>
             </w:r>
           </w:p>
         </w:tc>
@@ -917,7 +959,13 @@
               <w:rPr>
                 <w:lang w:val="pt-PT"/>
               </w:rPr>
-              <w:t>RF-012</w:t>
+              <w:t>RF-01</w:t>
+            </w:r>
+            <w:r>
+              <w:rPr>
+                <w:lang w:val="pt-PT"/>
+              </w:rPr>
+              <w:t>2</w:t>
             </w:r>
           </w:p>
         </w:tc>
@@ -939,7 +987,7 @@
               <w:rPr>
                 <w:lang w:val="pt-PT"/>
               </w:rPr>
-              <w:t>Filtragem de Pesquisas</w:t>
+              <w:t>Ativação/Desativação de Jogadores</w:t>
             </w:r>
           </w:p>
         </w:tc>
@@ -961,7 +1009,7 @@
               <w:rPr>
                 <w:lang w:val="pt-PT"/>
               </w:rPr>
-              <w:t>O sistema deve permitir aplicar filtros para refinar pesquisas de jogadores ou associações.</w:t>
+              <w:t>O sistema deve permitir ativar e desativar jogadores.</w:t>
             </w:r>
           </w:p>
         </w:tc>
@@ -988,7 +1036,13 @@
               <w:rPr>
                 <w:lang w:val="pt-PT"/>
               </w:rPr>
-              <w:t>RF-013</w:t>
+              <w:t>RF-01</w:t>
+            </w:r>
+            <w:r>
+              <w:rPr>
+                <w:lang w:val="pt-PT"/>
+              </w:rPr>
+              <w:t>3</w:t>
             </w:r>
           </w:p>
         </w:tc>
@@ -1010,7 +1064,7 @@
               <w:rPr>
                 <w:lang w:val="pt-PT"/>
               </w:rPr>
-              <w:t>Ativação/Desativação de Jogadores</w:t>
+              <w:t>Anexar Documentos</w:t>
             </w:r>
           </w:p>
         </w:tc>
@@ -1032,7 +1086,7 @@
               <w:rPr>
                 <w:lang w:val="pt-PT"/>
               </w:rPr>
-              <w:t>O sistema deve permitir ativar e desativar jogadores.</w:t>
+              <w:t>O sistema deve permitir anexar documentos, como identificação e comprovante de pagamento.</w:t>
             </w:r>
           </w:p>
         </w:tc>
@@ -1057,7 +1111,13 @@
                 <w:lang w:val="pt-PT"/>
               </w:rPr>
               <w:lastRenderedPageBreak/>
-              <w:t>RF-014</w:t>
+              <w:t>RF-01</w:t>
+            </w:r>
+            <w:r>
+              <w:rPr>
+                <w:lang w:val="pt-PT"/>
+              </w:rPr>
+              <w:t>4</w:t>
             </w:r>
           </w:p>
         </w:tc>
@@ -1079,7 +1139,7 @@
               <w:rPr>
                 <w:lang w:val="pt-PT"/>
               </w:rPr>
-              <w:t>Anexar Documentos</w:t>
+              <w:t>Transferência de Jogadores</w:t>
             </w:r>
           </w:p>
         </w:tc>
@@ -1101,7 +1161,7 @@
               <w:rPr>
                 <w:lang w:val="pt-PT"/>
               </w:rPr>
-              <w:t>O sistema deve permitir anexar documentos, como identificação e comprovante de pagamento.</w:t>
+              <w:t>O sistema deve permitir a transferência de jogadores entre associações.</w:t>
             </w:r>
           </w:p>
         </w:tc>
@@ -1128,7 +1188,13 @@
               <w:rPr>
                 <w:lang w:val="pt-PT"/>
               </w:rPr>
-              <w:t>RF-015</w:t>
+              <w:t>RF-01</w:t>
+            </w:r>
+            <w:r>
+              <w:rPr>
+                <w:lang w:val="pt-PT"/>
+              </w:rPr>
+              <w:t>5</w:t>
             </w:r>
           </w:p>
         </w:tc>
@@ -1150,7 +1216,7 @@
               <w:rPr>
                 <w:lang w:val="pt-PT"/>
               </w:rPr>
-              <w:t>Transferência de Jogadores</w:t>
+              <w:t>Submissão de Cartas</w:t>
             </w:r>
           </w:p>
         </w:tc>
@@ -1172,7 +1238,7 @@
               <w:rPr>
                 <w:lang w:val="pt-PT"/>
               </w:rPr>
-              <w:t>O sistema deve permitir a transferência de jogadores entre associações.</w:t>
+              <w:t>O sistema deve permitir submissão de cartas para efetivar a transferência de jogadores.</w:t>
             </w:r>
           </w:p>
         </w:tc>
@@ -1196,7 +1262,13 @@
               <w:rPr>
                 <w:lang w:val="pt-PT"/>
               </w:rPr>
-              <w:t>RF-016</w:t>
+              <w:t>RF-01</w:t>
+            </w:r>
+            <w:r>
+              <w:rPr>
+                <w:lang w:val="pt-PT"/>
+              </w:rPr>
+              <w:t>6</w:t>
             </w:r>
           </w:p>
         </w:tc>
@@ -1218,7 +1290,7 @@
               <w:rPr>
                 <w:lang w:val="pt-PT"/>
               </w:rPr>
-              <w:t>Submissão de Cartas</w:t>
+              <w:t>Pagamento de Quotas</w:t>
             </w:r>
           </w:p>
         </w:tc>
@@ -1240,7 +1312,7 @@
               <w:rPr>
                 <w:lang w:val="pt-PT"/>
               </w:rPr>
-              <w:t>O sistema deve permitir submissão de cartas para efetivar a transferência de jogadores.</w:t>
+              <w:t>O sistema deve permitir que os jogadores efetuem o pagamento de quotas.</w:t>
             </w:r>
           </w:p>
         </w:tc>
@@ -1267,7 +1339,13 @@
               <w:rPr>
                 <w:lang w:val="pt-PT"/>
               </w:rPr>
-              <w:t>RF-017</w:t>
+              <w:t>RF-01</w:t>
+            </w:r>
+            <w:r>
+              <w:rPr>
+                <w:lang w:val="pt-PT"/>
+              </w:rPr>
+              <w:t>7</w:t>
             </w:r>
           </w:p>
         </w:tc>
@@ -1289,7 +1367,7 @@
               <w:rPr>
                 <w:lang w:val="pt-PT"/>
               </w:rPr>
-              <w:t>Pagamento de Quotas</w:t>
+              <w:t>Pagamento Parcelado</w:t>
             </w:r>
           </w:p>
         </w:tc>
@@ -1311,7 +1389,7 @@
               <w:rPr>
                 <w:lang w:val="pt-PT"/>
               </w:rPr>
-              <w:t>O sistema deve permitir que os jogadores efetuem o pagamento de quotas.</w:t>
+              <w:t>O sistema deve permitir que o pagamento de quotas seja feito em parcelas.</w:t>
             </w:r>
           </w:p>
         </w:tc>
@@ -1335,7 +1413,13 @@
               <w:rPr>
                 <w:lang w:val="pt-PT"/>
               </w:rPr>
-              <w:t>RF-018</w:t>
+              <w:t>RF-0</w:t>
+            </w:r>
+            <w:r>
+              <w:rPr>
+                <w:lang w:val="pt-PT"/>
+              </w:rPr>
+              <w:t>18</w:t>
             </w:r>
           </w:p>
         </w:tc>
@@ -1357,7 +1441,7 @@
               <w:rPr>
                 <w:lang w:val="pt-PT"/>
               </w:rPr>
-              <w:t>Pagamento Parcelado</w:t>
+              <w:t>Definição de Valores de Quotas</w:t>
             </w:r>
           </w:p>
         </w:tc>
@@ -1379,7 +1463,7 @@
               <w:rPr>
                 <w:lang w:val="pt-PT"/>
               </w:rPr>
-              <w:t>O sistema deve permitir que o pagamento de quotas seja feito em parcelas.</w:t>
+              <w:t>O sistema deve permitir que as associações definam o valor das quotas.</w:t>
             </w:r>
           </w:p>
         </w:tc>
@@ -1406,7 +1490,13 @@
               <w:rPr>
                 <w:lang w:val="pt-PT"/>
               </w:rPr>
-              <w:t>RF-020</w:t>
+              <w:t>RF-0</w:t>
+            </w:r>
+            <w:r>
+              <w:rPr>
+                <w:lang w:val="pt-PT"/>
+              </w:rPr>
+              <w:t>19</w:t>
             </w:r>
           </w:p>
         </w:tc>
@@ -1428,7 +1518,7 @@
               <w:rPr>
                 <w:lang w:val="pt-PT"/>
               </w:rPr>
-              <w:t>Definição de Valores de Quotas</w:t>
+              <w:t>Registo de Pagamentos</w:t>
             </w:r>
           </w:p>
         </w:tc>
@@ -1450,7 +1540,7 @@
               <w:rPr>
                 <w:lang w:val="pt-PT"/>
               </w:rPr>
-              <w:t>O sistema deve permitir que as associações definam o valor das quotas.</w:t>
+              <w:t>O sistema deve registrar a data de pagamento, valor pago e método utilizado.</w:t>
             </w:r>
           </w:p>
         </w:tc>
@@ -1474,7 +1564,13 @@
               <w:rPr>
                 <w:lang w:val="pt-PT"/>
               </w:rPr>
-              <w:t>RF-021</w:t>
+              <w:t>RF-02</w:t>
+            </w:r>
+            <w:r>
+              <w:rPr>
+                <w:lang w:val="pt-PT"/>
+              </w:rPr>
+              <w:t>0</w:t>
             </w:r>
           </w:p>
         </w:tc>
@@ -1496,7 +1592,7 @@
               <w:rPr>
                 <w:lang w:val="pt-PT"/>
               </w:rPr>
-              <w:t>Registo de Pagamentos</w:t>
+              <w:t>Histórico de Pagamentos</w:t>
             </w:r>
           </w:p>
         </w:tc>
@@ -1518,7 +1614,7 @@
               <w:rPr>
                 <w:lang w:val="pt-PT"/>
               </w:rPr>
-              <w:t>O sistema deve registrar a data de pagamento, valor pago e método utilizado.</w:t>
+              <w:t>O sistema deve permitir visualizar o histórico de pagamentos de cada jogador.</w:t>
             </w:r>
           </w:p>
         </w:tc>
@@ -1545,7 +1641,13 @@
               <w:rPr>
                 <w:lang w:val="pt-PT"/>
               </w:rPr>
-              <w:t>RF-022</w:t>
+              <w:t>RF-02</w:t>
+            </w:r>
+            <w:r>
+              <w:rPr>
+                <w:lang w:val="pt-PT"/>
+              </w:rPr>
+              <w:t>1</w:t>
             </w:r>
           </w:p>
         </w:tc>
@@ -1567,7 +1669,7 @@
               <w:rPr>
                 <w:lang w:val="pt-PT"/>
               </w:rPr>
-              <w:t>Histórico de Pagamentos</w:t>
+              <w:t>Visualização de Perfil</w:t>
             </w:r>
           </w:p>
         </w:tc>
@@ -1589,7 +1691,7 @@
               <w:rPr>
                 <w:lang w:val="pt-PT"/>
               </w:rPr>
-              <w:t>O sistema deve permitir visualizar o histórico de pagamentos de cada jogador.</w:t>
+              <w:t>O sistema deve permitir que o jogador visualize seu perfil com dados pessoais e estado da quota.</w:t>
             </w:r>
           </w:p>
         </w:tc>
@@ -1613,7 +1715,13 @@
               <w:rPr>
                 <w:lang w:val="pt-PT"/>
               </w:rPr>
-              <w:t>RF-023</w:t>
+              <w:t>RF-02</w:t>
+            </w:r>
+            <w:r>
+              <w:rPr>
+                <w:lang w:val="pt-PT"/>
+              </w:rPr>
+              <w:t>2</w:t>
             </w:r>
           </w:p>
         </w:tc>
@@ -1635,7 +1743,7 @@
               <w:rPr>
                 <w:lang w:val="pt-PT"/>
               </w:rPr>
-              <w:t>Visualização de Perfil</w:t>
+              <w:t>Consulta de Estado de Quotas</w:t>
             </w:r>
           </w:p>
         </w:tc>
@@ -1657,7 +1765,7 @@
               <w:rPr>
                 <w:lang w:val="pt-PT"/>
               </w:rPr>
-              <w:t>O sistema deve permitir que o jogador visualize seu perfil com dados pessoais e estado da quota.</w:t>
+              <w:t>O sistema deve permitir que o jogador consulte a situação das suas quotas, incluindo data, valor e estado.</w:t>
             </w:r>
           </w:p>
         </w:tc>
@@ -1684,7 +1792,13 @@
               <w:rPr>
                 <w:lang w:val="pt-PT"/>
               </w:rPr>
-              <w:t>RF-024</w:t>
+              <w:t>RF-02</w:t>
+            </w:r>
+            <w:r>
+              <w:rPr>
+                <w:lang w:val="pt-PT"/>
+              </w:rPr>
+              <w:t>3</w:t>
             </w:r>
           </w:p>
         </w:tc>
@@ -1706,7 +1820,7 @@
               <w:rPr>
                 <w:lang w:val="pt-PT"/>
               </w:rPr>
-              <w:t>Consulta de Estado de Quotas</w:t>
+              <w:t>Notificações Automáticas</w:t>
             </w:r>
           </w:p>
         </w:tc>
@@ -1728,7 +1842,7 @@
               <w:rPr>
                 <w:lang w:val="pt-PT"/>
               </w:rPr>
-              <w:t>O sistema deve permitir que o jogador consulte a situação das suas quotas, incluindo data, valor e estado.</w:t>
+              <w:t>O sistema deve enviar notificações automáticas sobre vencimentos e atrasos de quotas.</w:t>
             </w:r>
           </w:p>
         </w:tc>
@@ -1752,7 +1866,13 @@
               <w:rPr>
                 <w:lang w:val="pt-PT"/>
               </w:rPr>
-              <w:t>RF-025</w:t>
+              <w:t>RF-02</w:t>
+            </w:r>
+            <w:r>
+              <w:rPr>
+                <w:lang w:val="pt-PT"/>
+              </w:rPr>
+              <w:t>4</w:t>
             </w:r>
           </w:p>
         </w:tc>
@@ -1774,8 +1894,16 @@
               <w:rPr>
                 <w:lang w:val="pt-PT"/>
               </w:rPr>
-              <w:t>Notificações Automáticas</w:t>
-            </w:r>
+              <w:t>Emissão de Recibos/</w:t>
+            </w:r>
+            <w:proofErr w:type="spellStart"/>
+            <w:r>
+              <w:rPr>
+                <w:lang w:val="pt-PT"/>
+              </w:rPr>
+              <w:t>Facturas</w:t>
+            </w:r>
+            <w:proofErr w:type="spellEnd"/>
           </w:p>
         </w:tc>
         <w:tc>
@@ -1796,7 +1924,21 @@
               <w:rPr>
                 <w:lang w:val="pt-PT"/>
               </w:rPr>
-              <w:t>O sistema deve enviar notificações automáticas sobre vencimentos e atrasos de quotas.</w:t>
+              <w:t xml:space="preserve">O sistema deve permitir o envio automático de recibos ou </w:t>
+            </w:r>
+            <w:proofErr w:type="spellStart"/>
+            <w:r>
+              <w:rPr>
+                <w:lang w:val="pt-PT"/>
+              </w:rPr>
+              <w:t>facturas</w:t>
+            </w:r>
+            <w:proofErr w:type="spellEnd"/>
+            <w:r>
+              <w:rPr>
+                <w:lang w:val="pt-PT"/>
+              </w:rPr>
+              <w:t xml:space="preserve"> com o nome da associação.</w:t>
             </w:r>
           </w:p>
         </w:tc>
@@ -1823,7 +1965,13 @@
               <w:rPr>
                 <w:lang w:val="pt-PT"/>
               </w:rPr>
-              <w:t>RF-026</w:t>
+              <w:t>RF-02</w:t>
+            </w:r>
+            <w:r>
+              <w:rPr>
+                <w:lang w:val="pt-PT"/>
+              </w:rPr>
+              <w:t>5</w:t>
             </w:r>
           </w:p>
         </w:tc>
@@ -1845,16 +1993,8 @@
               <w:rPr>
                 <w:lang w:val="pt-PT"/>
               </w:rPr>
-              <w:t>Emissão de Recibos/</w:t>
-            </w:r>
-            <w:proofErr w:type="spellStart"/>
-            <w:r>
-              <w:rPr>
-                <w:lang w:val="pt-PT"/>
-              </w:rPr>
-              <w:t>Facturas</w:t>
-            </w:r>
-            <w:proofErr w:type="spellEnd"/>
+              <w:t>Submissão de Listas para Torneios</w:t>
+            </w:r>
           </w:p>
         </w:tc>
         <w:tc>
@@ -1875,21 +2015,7 @@
               <w:rPr>
                 <w:lang w:val="pt-PT"/>
               </w:rPr>
-              <w:t xml:space="preserve">O sistema deve permitir o envio automático de recibos ou </w:t>
-            </w:r>
-            <w:proofErr w:type="spellStart"/>
-            <w:r>
-              <w:rPr>
-                <w:lang w:val="pt-PT"/>
-              </w:rPr>
-              <w:t>facturas</w:t>
-            </w:r>
-            <w:proofErr w:type="spellEnd"/>
-            <w:r>
-              <w:rPr>
-                <w:lang w:val="pt-PT"/>
-              </w:rPr>
-              <w:t xml:space="preserve"> com o nome da associação.</w:t>
+              <w:t>O sistema deve permitir que associações submetam listas de jogadores elegíveis para torneios.</w:t>
             </w:r>
           </w:p>
         </w:tc>
@@ -1913,7 +2039,13 @@
               <w:rPr>
                 <w:lang w:val="pt-PT"/>
               </w:rPr>
-              <w:t>RF-027</w:t>
+              <w:t>RF-02</w:t>
+            </w:r>
+            <w:r>
+              <w:rPr>
+                <w:lang w:val="pt-PT"/>
+              </w:rPr>
+              <w:t>6</w:t>
             </w:r>
           </w:p>
         </w:tc>
@@ -1935,7 +2067,7 @@
               <w:rPr>
                 <w:lang w:val="pt-PT"/>
               </w:rPr>
-              <w:t>Submissão de Listas para Torneios</w:t>
+              <w:t>Indicação de Elegibilidade</w:t>
             </w:r>
           </w:p>
         </w:tc>
@@ -1957,7 +2089,7 @@
               <w:rPr>
                 <w:lang w:val="pt-PT"/>
               </w:rPr>
-              <w:t>O sistema deve permitir que associações submetam listas de jogadores elegíveis para torneios.</w:t>
+              <w:t>O sistema deve indicar quando um jogador não está elegível para competir devido a quotas em atraso.</w:t>
             </w:r>
           </w:p>
         </w:tc>
@@ -1985,7 +2117,13 @@
                 <w:lang w:val="pt-PT"/>
               </w:rPr>
               <w:lastRenderedPageBreak/>
-              <w:t>RF-028</w:t>
+              <w:t>RF-02</w:t>
+            </w:r>
+            <w:r>
+              <w:rPr>
+                <w:lang w:val="pt-PT"/>
+              </w:rPr>
+              <w:t>7</w:t>
             </w:r>
           </w:p>
         </w:tc>
@@ -2007,7 +2145,7 @@
               <w:rPr>
                 <w:lang w:val="pt-PT"/>
               </w:rPr>
-              <w:t>Indicação de Elegibilidade</w:t>
+              <w:t>Estatísticas por Categoria</w:t>
             </w:r>
           </w:p>
         </w:tc>
@@ -2029,7 +2167,7 @@
               <w:rPr>
                 <w:lang w:val="pt-PT"/>
               </w:rPr>
-              <w:t>O sistema deve indicar quando um jogador não está elegível para competir devido a quotas em atraso.</w:t>
+              <w:t>O sistema deve permitir à direção da FMX consultar estatísticas de jogadores por província, associação e categoria.</w:t>
             </w:r>
           </w:p>
         </w:tc>
@@ -2053,7 +2191,13 @@
               <w:rPr>
                 <w:lang w:val="pt-PT"/>
               </w:rPr>
-              <w:t>RF-029</w:t>
+              <w:t>RF-0</w:t>
+            </w:r>
+            <w:r>
+              <w:rPr>
+                <w:lang w:val="pt-PT"/>
+              </w:rPr>
+              <w:t>28</w:t>
             </w:r>
           </w:p>
         </w:tc>
@@ -2075,7 +2219,7 @@
               <w:rPr>
                 <w:lang w:val="pt-PT"/>
               </w:rPr>
-              <w:t>Estatísticas por Categoria</w:t>
+              <w:t>Exportação de Relatórios</w:t>
             </w:r>
           </w:p>
         </w:tc>
@@ -2097,7 +2241,7 @@
               <w:rPr>
                 <w:lang w:val="pt-PT"/>
               </w:rPr>
-              <w:t>O sistema deve permitir à direção da FMX consultar estatísticas de jogadores por província, associação e categoria.</w:t>
+              <w:t>O sistema deve permitir exportar relatórios em PDF ou Excel.</w:t>
             </w:r>
           </w:p>
         </w:tc>
@@ -2124,7 +2268,13 @@
               <w:rPr>
                 <w:lang w:val="pt-PT"/>
               </w:rPr>
-              <w:t>RF-030</w:t>
+              <w:t>RF-0</w:t>
+            </w:r>
+            <w:r>
+              <w:rPr>
+                <w:lang w:val="pt-PT"/>
+              </w:rPr>
+              <w:t>29</w:t>
             </w:r>
           </w:p>
         </w:tc>
@@ -2146,7 +2296,7 @@
               <w:rPr>
                 <w:lang w:val="pt-PT"/>
               </w:rPr>
-              <w:t>Exportação de Relatórios</w:t>
+              <w:t>Relatórios de Auditoria</w:t>
             </w:r>
           </w:p>
         </w:tc>
@@ -2168,7 +2318,7 @@
               <w:rPr>
                 <w:lang w:val="pt-PT"/>
               </w:rPr>
-              <w:t>O sistema deve permitir exportar relatórios em PDF ou Excel.</w:t>
+              <w:t>O sistema deve permitir à direção da FMX gerar relatórios de auditoria com histórico de criação, atualização e desativação de membros.</w:t>
             </w:r>
           </w:p>
         </w:tc>
@@ -2192,7 +2342,13 @@
               <w:rPr>
                 <w:lang w:val="pt-PT"/>
               </w:rPr>
-              <w:t>RF-031</w:t>
+              <w:t>RF-03</w:t>
+            </w:r>
+            <w:r>
+              <w:rPr>
+                <w:lang w:val="pt-PT"/>
+              </w:rPr>
+              <w:t>0</w:t>
             </w:r>
           </w:p>
         </w:tc>
@@ -2214,7 +2370,7 @@
               <w:rPr>
                 <w:lang w:val="pt-PT"/>
               </w:rPr>
-              <w:t>Relatórios de Auditoria</w:t>
+              <w:t>Histórico de Alterações</w:t>
             </w:r>
           </w:p>
         </w:tc>
@@ -2236,7 +2392,7 @@
               <w:rPr>
                 <w:lang w:val="pt-PT"/>
               </w:rPr>
-              <w:t>O sistema deve permitir à direção da FMX gerar relatórios de auditoria com histórico de criação, atualização e desativação de membros.</w:t>
+              <w:t>O sistema deve permitir consultar o histórico completo de alterações realizadas nos dados de jogadores e associações.</w:t>
             </w:r>
           </w:p>
         </w:tc>
@@ -2263,7 +2419,13 @@
               <w:rPr>
                 <w:lang w:val="pt-PT"/>
               </w:rPr>
-              <w:t>RF-033</w:t>
+              <w:t>RF-03</w:t>
+            </w:r>
+            <w:r>
+              <w:rPr>
+                <w:lang w:val="pt-PT"/>
+              </w:rPr>
+              <w:t>1</w:t>
             </w:r>
           </w:p>
         </w:tc>
@@ -2285,7 +2447,7 @@
               <w:rPr>
                 <w:lang w:val="pt-PT"/>
               </w:rPr>
-              <w:t>Histórico de Alterações</w:t>
+              <w:t>Relatórios de Estado dos Jogadores</w:t>
             </w:r>
           </w:p>
         </w:tc>
@@ -2299,74 +2461,6 @@
               <w:spacing w:after="160" w:line="278" w:lineRule="auto"/>
               <w:jc w:val="both"/>
               <w:cnfStyle w:val="000000100000" w:firstRow="0" w:lastRow="0" w:firstColumn="0" w:lastColumn="0" w:oddVBand="0" w:evenVBand="0" w:oddHBand="1" w:evenHBand="0" w:firstRowFirstColumn="0" w:firstRowLastColumn="0" w:lastRowFirstColumn="0" w:lastRowLastColumn="0"/>
-              <w:rPr>
-                <w:lang w:val="pt-PT"/>
-              </w:rPr>
-            </w:pPr>
-            <w:r>
-              <w:rPr>
-                <w:lang w:val="pt-PT"/>
-              </w:rPr>
-              <w:t>O sistema deve permitir consultar o histórico completo de alterações realizadas nos dados de jogadores e associações.</w:t>
-            </w:r>
-          </w:p>
-        </w:tc>
-      </w:tr>
-      <w:tr>
-        <w:tc>
-          <w:tcPr>
-            <w:cnfStyle w:val="001000000000" w:firstRow="0" w:lastRow="0" w:firstColumn="1" w:lastColumn="0" w:oddVBand="0" w:evenVBand="0" w:oddHBand="0" w:evenHBand="0" w:firstRowFirstColumn="0" w:firstRowLastColumn="0" w:lastRowFirstColumn="0" w:lastRowLastColumn="0"/>
-            <w:tcW w:w="1255" w:type="dxa"/>
-            <w:hideMark/>
-          </w:tcPr>
-          <w:p>
-            <w:pPr>
-              <w:spacing w:after="160" w:line="278" w:lineRule="auto"/>
-              <w:jc w:val="both"/>
-              <w:rPr>
-                <w:lang w:val="pt-PT"/>
-              </w:rPr>
-            </w:pPr>
-            <w:r>
-              <w:rPr>
-                <w:lang w:val="pt-PT"/>
-              </w:rPr>
-              <w:t>RF-034</w:t>
-            </w:r>
-          </w:p>
-        </w:tc>
-        <w:tc>
-          <w:tcPr>
-            <w:tcW w:w="2790" w:type="dxa"/>
-            <w:hideMark/>
-          </w:tcPr>
-          <w:p>
-            <w:pPr>
-              <w:spacing w:after="160" w:line="278" w:lineRule="auto"/>
-              <w:jc w:val="both"/>
-              <w:cnfStyle w:val="000000000000" w:firstRow="0" w:lastRow="0" w:firstColumn="0" w:lastColumn="0" w:oddVBand="0" w:evenVBand="0" w:oddHBand="0" w:evenHBand="0" w:firstRowFirstColumn="0" w:firstRowLastColumn="0" w:lastRowFirstColumn="0" w:lastRowLastColumn="0"/>
-              <w:rPr>
-                <w:lang w:val="pt-PT"/>
-              </w:rPr>
-            </w:pPr>
-            <w:r>
-              <w:rPr>
-                <w:lang w:val="pt-PT"/>
-              </w:rPr>
-              <w:t>Relatórios de Estado dos Jogadores</w:t>
-            </w:r>
-          </w:p>
-        </w:tc>
-        <w:tc>
-          <w:tcPr>
-            <w:tcW w:w="8905" w:type="dxa"/>
-            <w:hideMark/>
-          </w:tcPr>
-          <w:p>
-            <w:pPr>
-              <w:spacing w:after="160" w:line="278" w:lineRule="auto"/>
-              <w:jc w:val="both"/>
-              <w:cnfStyle w:val="000000000000" w:firstRow="0" w:lastRow="0" w:firstColumn="0" w:lastColumn="0" w:oddVBand="0" w:evenVBand="0" w:oddHBand="0" w:evenHBand="0" w:firstRowFirstColumn="0" w:firstRowLastColumn="0" w:lastRowFirstColumn="0" w:lastRowLastColumn="0"/>
               <w:rPr>
                 <w:lang w:val="pt-PT"/>
               </w:rPr>
